--- a/policies/build/masters/COP.8_v2_master.docx
+++ b/policies/build/masters/COP.8_v2_master.docx
@@ -11,40 +11,25 @@
         <w:rPr>
           <w:b/>
           <w:bCs/>
+          <w:sz w:val="28"/>
+          <w:szCs w:val="28"/>
+        </w:rPr>
+        <w:t>Policy on Safe Paediatric Services</w:t>
+      </w:r>
+    </w:p>
+    <w:p>
+      <w:pPr>
+        <w:spacing w:after="60"/>
+        <w:jc w:val="center"/>
+      </w:pPr>
+      <w:r>
+        <w:rPr>
+          <w:b/>
+          <w:bCs/>
           <w:sz w:val="32"/>
           <w:szCs w:val="32"/>
         </w:rPr>
         <w:t xml:space="preserve">«Hospital Name»</w:t>
-      </w:r>
-    </w:p>
-    <w:p>
-      <w:pPr>
-        <w:spacing w:after="60"/>
-        <w:jc w:val="center"/>
-      </w:pPr>
-      <w:r>
-        <w:rPr>
-          <w:b/>
-          <w:bCs/>
-          <w:sz w:val="28"/>
-          <w:szCs w:val="28"/>
-        </w:rPr>
-        <w:t xml:space="preserve">Safe Paediatric Services</w:t>
-      </w:r>
-    </w:p>
-    <w:p>
-      <w:pPr>
-        <w:spacing w:after="240"/>
-        <w:jc w:val="center"/>
-      </w:pPr>
-      <w:r>
-        <w:rPr>
-          <w:i/>
-          <w:iCs/>
-          <w:sz w:val="20"/>
-          <w:szCs w:val="20"/>
-        </w:rPr>
-        <w:t xml:space="preserve">Safe paediatric and neonatal care.</w:t>
       </w:r>
     </w:p>
     <w:p>
@@ -2235,212 +2220,6 @@
         <w:t xml:space="preserve">The Nursing Superintendent holds signed acknowledgements with the induction record.</w:t>
       </w:r>
     </w:p>
-    <w:p>
-      <w:pPr>
-        <w:pStyle w:val="Heading1"/>
-        <w:spacing w:after="120" w:before="280"/>
-      </w:pPr>
-      <w:r>
-        <w:t xml:space="preserve">9. References</w:t>
-      </w:r>
-    </w:p>
-    <w:p>
-      <w:pPr>
-        <w:pStyle w:val="ListParagraph"/>
-        <w:numPr>
-          <w:ilvl w:val="0"/>
-          <w:numId w:val="1"/>
-        </w:numPr>
-        <w:spacing w:after="60"/>
-      </w:pPr>
-      <w:r>
-        <w:rPr>
-          <w:sz w:val="22"/>
-          <w:szCs w:val="22"/>
-        </w:rPr>
-        <w:t xml:space="preserve">National Accreditation Board for Hospitals and Healthcare Providers (NABH), Standards for Small Healthcare Organisations, 3rd Edition — Care of Patients chapter, standard COP.8.</w:t>
-      </w:r>
-    </w:p>
-    <w:p>
-      <w:pPr>
-        <w:pStyle w:val="ListParagraph"/>
-        <w:numPr>
-          <w:ilvl w:val="0"/>
-          <w:numId w:val="1"/>
-        </w:numPr>
-        <w:spacing w:after="60"/>
-      </w:pPr>
-      <w:r>
-        <w:rPr>
-          <w:sz w:val="22"/>
-          <w:szCs w:val="22"/>
-        </w:rPr>
-        <w:t xml:space="preserve">National Neonatology Forum (NNF), Essential Newborn Care guidelines — adopted edition.</w:t>
-      </w:r>
-    </w:p>
-    <w:p>
-      <w:pPr>
-        <w:pStyle w:val="ListParagraph"/>
-        <w:numPr>
-          <w:ilvl w:val="0"/>
-          <w:numId w:val="1"/>
-        </w:numPr>
-        <w:spacing w:after="60"/>
-      </w:pPr>
-      <w:r>
-        <w:rPr>
-          <w:sz w:val="22"/>
-          <w:szCs w:val="22"/>
-        </w:rPr>
-        <w:t xml:space="preserve">Indian Academy of Pediatrics (IAP), Neonatology protocols — adopted edition.</w:t>
-      </w:r>
-    </w:p>
-    <w:p>
-      <w:pPr>
-        <w:pStyle w:val="ListParagraph"/>
-        <w:numPr>
-          <w:ilvl w:val="0"/>
-          <w:numId w:val="1"/>
-        </w:numPr>
-        <w:spacing w:after="60"/>
-      </w:pPr>
-      <w:r>
-        <w:rPr>
-          <w:sz w:val="22"/>
-          <w:szCs w:val="22"/>
-        </w:rPr>
-        <w:t xml:space="preserve">WHO Child Growth Standards (2006) — growth charting reference.</w:t>
-      </w:r>
-    </w:p>
-    <w:p>
-      <w:pPr>
-        <w:pStyle w:val="ListParagraph"/>
-        <w:numPr>
-          <w:ilvl w:val="0"/>
-          <w:numId w:val="1"/>
-        </w:numPr>
-        <w:spacing w:after="60"/>
-      </w:pPr>
-      <w:r>
-        <w:rPr>
-          <w:sz w:val="22"/>
-          <w:szCs w:val="22"/>
-        </w:rPr>
-        <w:t xml:space="preserve">National Immunisation Schedule, Government of India — current edition.</w:t>
-      </w:r>
-    </w:p>
-    <w:p>
-      <w:pPr>
-        <w:pStyle w:val="ListParagraph"/>
-        <w:numPr>
-          <w:ilvl w:val="0"/>
-          <w:numId w:val="1"/>
-        </w:numPr>
-        <w:spacing w:after="60"/>
-      </w:pPr>
-      <w:r>
-        <w:rPr>
-          <w:sz w:val="22"/>
-          <w:szCs w:val="22"/>
-        </w:rPr>
-        <w:t xml:space="preserve">Internal documents of «Hospital Name»: competency matrix, adopted guideline list, abduction/abuse prevention protocol, growth charts, immunisation gap referral pathway.</w:t>
-      </w:r>
-    </w:p>
-    <w:p>
-      <w:pPr>
-        <w:pStyle w:val="Heading1"/>
-        <w:spacing w:after="120" w:before="280"/>
-      </w:pPr>
-      <w:r>
-        <w:t xml:space="preserve">10. Distribution</w:t>
-      </w:r>
-    </w:p>
-    <w:p>
-      <w:pPr>
-        <w:spacing w:after="140"/>
-      </w:pPr>
-      <w:r>
-        <w:rPr>
-          <w:sz w:val="22"/>
-          <w:szCs w:val="22"/>
-        </w:rPr>
-        <w:t xml:space="preserve">Official master copy: office of the Medical Superintendent, «Hospital Name», with the Paediatric In-Charge and Quality Coordinator.</w:t>
-      </w:r>
-    </w:p>
-    <w:p>
-      <w:pPr>
-        <w:spacing w:after="140"/>
-      </w:pPr>
-      <w:r>
-        <w:rPr>
-          <w:sz w:val="22"/>
-          <w:szCs w:val="22"/>
-        </w:rPr>
-        <w:t xml:space="preserve">Copies issued to: paediatric ward; neonatal area; nursing station (paediatric); emergency (paediatric section); OPD (paediatric).</w:t>
-      </w:r>
-    </w:p>
-    <w:p>
-      <w:pPr>
-        <w:spacing w:after="140"/>
-      </w:pPr>
-      <w:r>
-        <w:rPr>
-          <w:sz w:val="22"/>
-          <w:szCs w:val="22"/>
-        </w:rPr>
-        <w:t xml:space="preserve">The current version is available to all staff at the «policy file in the paediatric ward» and, if the hospital keeps an intranet, at «staff intranet / policies».</w:t>
-      </w:r>
-    </w:p>
-    <w:p>
-      <w:pPr>
-        <w:pStyle w:val="Heading1"/>
-        <w:spacing w:after="120" w:before="280"/>
-      </w:pPr>
-      <w:r>
-        <w:t xml:space="preserve">11. Abbreviations</w:t>
-      </w:r>
-    </w:p>
-    <w:p>
-      <w:pPr>
-        <w:spacing w:after="140"/>
-      </w:pPr>
-      <w:r>
-        <w:rPr>
-          <w:sz w:val="22"/>
-          <w:szCs w:val="22"/>
-        </w:rPr>
-        <w:t xml:space="preserve">CAPA — corrective and preventive action
-IAP — Indian Academy of Pediatrics
-NABH — National Accreditation Board for Hospitals and Healthcare Providers
-NNF — National Neonatology Forum
-OE — objective element
-SHCO — Standards for Small Healthcare Organisations
-WHO — World Health Organization</w:t>
-      </w:r>
-    </w:p>
-    <w:p>
-      <w:pPr>
-        <w:pStyle w:val="Heading1"/>
-        <w:spacing w:after="120" w:before="280"/>
-      </w:pPr>
-      <w:r>
-        <w:t xml:space="preserve">12. Traceability to NABH SHCO 3rd Edition COP.8</w:t>
-      </w:r>
-    </w:p>
-    <w:p>
-      <w:pPr>
-        <w:spacing w:after="120"/>
-      </w:pPr>
-      <w:r>
-        <w:rPr>
-          <w:i/>
-          <w:iCs/>
-          <w:sz w:val="20"/>
-          <w:szCs w:val="20"/>
-        </w:rPr>
-        <w:t xml:space="preserve">This table is an index. It is not how the policy is organised.</w:t>
-      </w:r>
-    </w:p>
     <w:tbl>
       <w:tblPr>
         <w:tblW w:type="pct" w:w="100%"/>
@@ -3100,7 +2879,79 @@
         <w:spacing w:after="120" w:before="280"/>
       </w:pPr>
       <w:r>
-        <w:t xml:space="preserve">13. Required Records / Evidence Checklist</w:t>
+        <w:t>9. Distribution</w:t>
+      </w:r>
+    </w:p>
+    <w:p>
+      <w:pPr>
+        <w:spacing w:after="140"/>
+      </w:pPr>
+      <w:r>
+        <w:rPr>
+          <w:sz w:val="22"/>
+          <w:szCs w:val="22"/>
+        </w:rPr>
+        <w:t xml:space="preserve">Official master copy: office of the Medical Superintendent, «Hospital Name», with the Paediatric In-Charge and Quality Coordinator.</w:t>
+      </w:r>
+    </w:p>
+    <w:p>
+      <w:pPr>
+        <w:spacing w:after="140"/>
+      </w:pPr>
+      <w:r>
+        <w:rPr>
+          <w:sz w:val="22"/>
+          <w:szCs w:val="22"/>
+        </w:rPr>
+        <w:t xml:space="preserve">Copies issued to: paediatric ward; neonatal area; nursing station (paediatric); emergency (paediatric section); OPD (paediatric).</w:t>
+      </w:r>
+    </w:p>
+    <w:p>
+      <w:pPr>
+        <w:spacing w:after="140"/>
+      </w:pPr>
+      <w:r>
+        <w:rPr>
+          <w:sz w:val="22"/>
+          <w:szCs w:val="22"/>
+        </w:rPr>
+        <w:t xml:space="preserve">The current version is available to all staff at the «policy file in the paediatric ward» and, if the hospital keeps an intranet, at «staff intranet / policies».</w:t>
+      </w:r>
+    </w:p>
+    <w:p>
+      <w:pPr>
+        <w:pStyle w:val="Heading1"/>
+        <w:spacing w:after="120" w:before="280"/>
+      </w:pPr>
+      <w:r>
+        <w:t>10. Abbreviations</w:t>
+      </w:r>
+    </w:p>
+    <w:p>
+      <w:pPr>
+        <w:spacing w:after="140"/>
+      </w:pPr>
+      <w:r>
+        <w:rPr>
+          <w:sz w:val="22"/>
+          <w:szCs w:val="22"/>
+        </w:rPr>
+        <w:t xml:space="preserve">CAPA — corrective and preventive action
+IAP — Indian Academy of Pediatrics
+NABH — National Accreditation Board for Hospitals and Healthcare Providers
+NNF — National Neonatology Forum
+OE — objective element
+SHCO — Standards for Small Healthcare Organisations
+WHO — World Health Organization</w:t>
+      </w:r>
+    </w:p>
+    <w:p>
+      <w:pPr>
+        <w:pStyle w:val="Heading1"/>
+        <w:spacing w:after="120" w:before="280"/>
+      </w:pPr>
+      <w:r>
+        <w:t>11. Traceability to NABH SHCO 3rd Edition COP.8</w:t>
       </w:r>
     </w:p>
     <w:p>
@@ -3114,6 +2965,29 @@
           <w:sz w:val="20"/>
           <w:szCs w:val="20"/>
         </w:rPr>
+        <w:t xml:space="preserve">This table is an index. It is not how the policy is organised.</w:t>
+      </w:r>
+    </w:p>
+    <w:p>
+      <w:pPr>
+        <w:pStyle w:val="Heading1"/>
+        <w:spacing w:after="120" w:before="280"/>
+      </w:pPr>
+      <w:r>
+        <w:t>12. Required Records / Evidence Checklist</w:t>
+      </w:r>
+    </w:p>
+    <w:p>
+      <w:pPr>
+        <w:spacing w:after="120"/>
+      </w:pPr>
+      <w:r>
+        <w:rPr>
+          <w:i/>
+          <w:iCs/>
+          <w:sz w:val="20"/>
+          <w:szCs w:val="20"/>
+        </w:rPr>
         <w:t xml:space="preserve">Records the hospital holds under this policy, listed by objective element.</w:t>
       </w:r>
     </w:p>
@@ -3543,6 +3417,117 @@
           <w:szCs w:val="22"/>
         </w:rPr>
         <w:t xml:space="preserve">Incident log for suspected abduction or abuse events with actions taken.</w:t>
+      </w:r>
+    </w:p>
+    <w:p>
+      <w:pPr>
+        <w:pStyle w:val="Heading1"/>
+        <w:spacing w:after="120" w:before="280"/>
+      </w:pPr>
+      <w:r>
+        <w:t>13. References</w:t>
+      </w:r>
+    </w:p>
+    <w:p>
+      <w:pPr>
+        <w:pStyle w:val="ListParagraph"/>
+        <w:numPr>
+          <w:ilvl w:val="0"/>
+          <w:numId w:val="1"/>
+        </w:numPr>
+        <w:spacing w:after="60"/>
+      </w:pPr>
+      <w:r>
+        <w:rPr>
+          <w:sz w:val="22"/>
+          <w:szCs w:val="22"/>
+        </w:rPr>
+        <w:t xml:space="preserve">National Accreditation Board for Hospitals and Healthcare Providers (NABH), Standards for Small Healthcare Organisations, 3rd Edition — Care of Patients chapter, standard COP.8.</w:t>
+      </w:r>
+    </w:p>
+    <w:p>
+      <w:pPr>
+        <w:pStyle w:val="ListParagraph"/>
+        <w:numPr>
+          <w:ilvl w:val="0"/>
+          <w:numId w:val="1"/>
+        </w:numPr>
+        <w:spacing w:after="60"/>
+      </w:pPr>
+      <w:r>
+        <w:rPr>
+          <w:sz w:val="22"/>
+          <w:szCs w:val="22"/>
+        </w:rPr>
+        <w:t xml:space="preserve">National Neonatology Forum (NNF), Essential Newborn Care guidelines — adopted edition.</w:t>
+      </w:r>
+    </w:p>
+    <w:p>
+      <w:pPr>
+        <w:pStyle w:val="ListParagraph"/>
+        <w:numPr>
+          <w:ilvl w:val="0"/>
+          <w:numId w:val="1"/>
+        </w:numPr>
+        <w:spacing w:after="60"/>
+      </w:pPr>
+      <w:r>
+        <w:rPr>
+          <w:sz w:val="22"/>
+          <w:szCs w:val="22"/>
+        </w:rPr>
+        <w:t xml:space="preserve">Indian Academy of Pediatrics (IAP), Neonatology protocols — adopted edition.</w:t>
+      </w:r>
+    </w:p>
+    <w:p>
+      <w:pPr>
+        <w:pStyle w:val="ListParagraph"/>
+        <w:numPr>
+          <w:ilvl w:val="0"/>
+          <w:numId w:val="1"/>
+        </w:numPr>
+        <w:spacing w:after="60"/>
+      </w:pPr>
+      <w:r>
+        <w:rPr>
+          <w:sz w:val="22"/>
+          <w:szCs w:val="22"/>
+        </w:rPr>
+        <w:t xml:space="preserve">WHO Child Growth Standards (2006) — growth charting reference.</w:t>
+      </w:r>
+    </w:p>
+    <w:p>
+      <w:pPr>
+        <w:pStyle w:val="ListParagraph"/>
+        <w:numPr>
+          <w:ilvl w:val="0"/>
+          <w:numId w:val="1"/>
+        </w:numPr>
+        <w:spacing w:after="60"/>
+      </w:pPr>
+      <w:r>
+        <w:rPr>
+          <w:sz w:val="22"/>
+          <w:szCs w:val="22"/>
+        </w:rPr>
+        <w:t xml:space="preserve">National Immunisation Schedule, Government of India — current edition.</w:t>
+      </w:r>
+    </w:p>
+    <w:p>
+      <w:pPr>
+        <w:pStyle w:val="ListParagraph"/>
+        <w:numPr>
+          <w:ilvl w:val="0"/>
+          <w:numId w:val="1"/>
+        </w:numPr>
+        <w:spacing w:after="60"/>
+      </w:pPr>
+      <w:r>
+        <w:rPr>
+          <w:sz w:val="22"/>
+          <w:szCs w:val="22"/>
+        </w:rPr>
+        <w:t xml:space="preserve">Internal documents of «Hospital Name»: competency matrix, adopted guideline list, abduction/abuse prevention protocol, growth charts, immunisation gap referral pathway.</w:t>
       </w:r>
     </w:p>
     <w:p>
@@ -3667,7 +3652,7 @@
         <w:sz w:val="16"/>
         <w:szCs w:val="16"/>
       </w:rPr>
-      <w:t xml:space="preserve">«Hospital Name»  |  «COP/POL/08»  |  Controlled document  |  Safe Paediatric Services</w:t>
+      <w:t>«Hospital Name»  |  «COP/POL/08»  |  Controlled document  |  Policy on Safe Paediatric Services</w:t>
     </w:r>
   </w:p>
 </w:ftr>

--- a/policies/build/masters/COP.8_v2_master.docx
+++ b/policies/build/masters/COP.8_v2_master.docx
@@ -1401,7 +1401,7 @@
           <w:sz w:val="22"/>
           <w:szCs w:val="22"/>
         </w:rPr>
-        <w:t xml:space="preserve">Root-cause analysis is required when a paediatric safety event recurs within six months.</w:t>
+        <w:t>Root-cause analysis is required when a paediatric safety event recurs; the organisation's defined recurrence threshold applies, as documented in the hospital's Root Cause Analysis procedure.</w:t>
       </w:r>
     </w:p>
     <w:p>

--- a/policies/build/masters/COP.8_v2_master.docx
+++ b/policies/build/masters/COP.8_v2_master.docx
@@ -2237,6 +2237,7 @@
         <w:gridCol w:w="100"/>
         <w:gridCol w:w="100"/>
         <w:gridCol w:w="100"/>
+        <w:gridCol w:w="100"/>
       </w:tblGrid>
       <w:tr>
         <w:tc>
@@ -2264,6 +2265,26 @@
         </w:tc>
         <w:tc>
           <w:tcPr>
+            <w:tcW w:type="pct" w:w="12%"/>
+            <w:tcBorders>
+              <w:top w:val="single" w:color="999999" w:sz="4"/>
+              <w:left w:val="single" w:color="999999" w:sz="4"/>
+              <w:bottom w:val="single" w:color="999999" w:sz="4"/>
+              <w:right w:val="single" w:color="999999" w:sz="4"/>
+            </w:tcBorders>
+            <w:shd w:fill="E8E8E8" w:val="clear"/>
+          </w:tcPr>
+          <w:p>
+            <w:r>
+              <w:rPr>
+                <w:b/>
+              </w:rPr>
+              <w:t>Level</w:t>
+            </w:r>
+          </w:p>
+        </w:tc>
+        <w:tc>
+          <w:tcPr>
             <w:tcW w:type="pct" w:w="32%"/>
             <w:tcBorders>
               <w:top w:val="single" w:color="999999" w:sz="4"/>
@@ -2357,6 +2378,22 @@
         </w:tc>
         <w:tc>
           <w:tcPr>
+            <w:tcW w:type="pct" w:w="12%"/>
+            <w:tcBorders>
+              <w:top w:val="single" w:color="999999" w:sz="4"/>
+              <w:left w:val="single" w:color="999999" w:sz="4"/>
+              <w:bottom w:val="single" w:color="999999" w:sz="4"/>
+              <w:right w:val="single" w:color="999999" w:sz="4"/>
+            </w:tcBorders>
+          </w:tcPr>
+          <w:p>
+            <w:r>
+              <w:t>Commitment*</w:t>
+            </w:r>
+          </w:p>
+        </w:tc>
+        <w:tc>
+          <w:tcPr>
             <w:tcW w:type="pct" w:w="32%"/>
             <w:tcBorders>
               <w:top w:val="single" w:color="999999" w:sz="4"/>
@@ -2447,6 +2484,22 @@
         </w:tc>
         <w:tc>
           <w:tcPr>
+            <w:tcW w:type="pct" w:w="12%"/>
+            <w:tcBorders>
+              <w:top w:val="single" w:color="999999" w:sz="4"/>
+              <w:left w:val="single" w:color="999999" w:sz="4"/>
+              <w:bottom w:val="single" w:color="999999" w:sz="4"/>
+              <w:right w:val="single" w:color="999999" w:sz="4"/>
+            </w:tcBorders>
+          </w:tcPr>
+          <w:p>
+            <w:r>
+              <w:t>Commitment*</w:t>
+            </w:r>
+          </w:p>
+        </w:tc>
+        <w:tc>
+          <w:tcPr>
             <w:tcW w:type="pct" w:w="32%"/>
             <w:tcBorders>
               <w:top w:val="single" w:color="999999" w:sz="4"/>
@@ -2537,6 +2590,22 @@
         </w:tc>
         <w:tc>
           <w:tcPr>
+            <w:tcW w:type="pct" w:w="12%"/>
+            <w:tcBorders>
+              <w:top w:val="single" w:color="999999" w:sz="4"/>
+              <w:left w:val="single" w:color="999999" w:sz="4"/>
+              <w:bottom w:val="single" w:color="999999" w:sz="4"/>
+              <w:right w:val="single" w:color="999999" w:sz="4"/>
+            </w:tcBorders>
+          </w:tcPr>
+          <w:p>
+            <w:r>
+              <w:t>Commitment</w:t>
+            </w:r>
+          </w:p>
+        </w:tc>
+        <w:tc>
+          <w:tcPr>
             <w:tcW w:type="pct" w:w="32%"/>
             <w:tcBorders>
               <w:top w:val="single" w:color="999999" w:sz="4"/>
@@ -2627,6 +2696,22 @@
         </w:tc>
         <w:tc>
           <w:tcPr>
+            <w:tcW w:type="pct" w:w="12%"/>
+            <w:tcBorders>
+              <w:top w:val="single" w:color="999999" w:sz="4"/>
+              <w:left w:val="single" w:color="999999" w:sz="4"/>
+              <w:bottom w:val="single" w:color="999999" w:sz="4"/>
+              <w:right w:val="single" w:color="999999" w:sz="4"/>
+            </w:tcBorders>
+          </w:tcPr>
+          <w:p>
+            <w:r>
+              <w:t>Commitment</w:t>
+            </w:r>
+          </w:p>
+        </w:tc>
+        <w:tc>
+          <w:tcPr>
             <w:tcW w:type="pct" w:w="32%"/>
             <w:tcBorders>
               <w:top w:val="single" w:color="999999" w:sz="4"/>
@@ -2717,6 +2802,22 @@
         </w:tc>
         <w:tc>
           <w:tcPr>
+            <w:tcW w:type="pct" w:w="12%"/>
+            <w:tcBorders>
+              <w:top w:val="single" w:color="999999" w:sz="4"/>
+              <w:left w:val="single" w:color="999999" w:sz="4"/>
+              <w:bottom w:val="single" w:color="999999" w:sz="4"/>
+              <w:right w:val="single" w:color="999999" w:sz="4"/>
+            </w:tcBorders>
+          </w:tcPr>
+          <w:p>
+            <w:r>
+              <w:t>Commitment</w:t>
+            </w:r>
+          </w:p>
+        </w:tc>
+        <w:tc>
+          <w:tcPr>
             <w:tcW w:type="pct" w:w="32%"/>
             <w:tcBorders>
               <w:top w:val="single" w:color="999999" w:sz="4"/>
@@ -2807,6 +2908,22 @@
         </w:tc>
         <w:tc>
           <w:tcPr>
+            <w:tcW w:type="pct" w:w="12%"/>
+            <w:tcBorders>
+              <w:top w:val="single" w:color="999999" w:sz="4"/>
+              <w:left w:val="single" w:color="999999" w:sz="4"/>
+              <w:bottom w:val="single" w:color="999999" w:sz="4"/>
+              <w:right w:val="single" w:color="999999" w:sz="4"/>
+            </w:tcBorders>
+          </w:tcPr>
+          <w:p>
+            <w:r>
+              <w:t>Commitment*</w:t>
+            </w:r>
+          </w:p>
+        </w:tc>
+        <w:tc>
+          <w:tcPr>
             <w:tcW w:type="pct" w:w="32%"/>
             <w:tcBorders>
               <w:top w:val="single" w:color="999999" w:sz="4"/>
@@ -2927,24 +3044,359 @@
         <w:t>10. Abbreviations</w:t>
       </w:r>
     </w:p>
-    <w:p>
-      <w:pPr>
-        <w:spacing w:after="140"/>
-      </w:pPr>
-      <w:r>
-        <w:rPr>
-          <w:sz w:val="22"/>
-          <w:szCs w:val="22"/>
-        </w:rPr>
-        <w:t xml:space="preserve">CAPA — corrective and preventive action
-IAP — Indian Academy of Pediatrics
-NABH — National Accreditation Board for Hospitals and Healthcare Providers
-NNF — National Neonatology Forum
-OE — objective element
-SHCO — Standards for Small Healthcare Organisations
-WHO — World Health Organization</w:t>
-      </w:r>
-    </w:p>
+    <w:tbl>
+      <w:tblPr>
+        <w:tblW w:type="pct" w:w="100%"/>
+        <w:tblBorders>
+          <w:top w:val="single" w:color="auto" w:sz="4"/>
+          <w:left w:val="single" w:color="auto" w:sz="4"/>
+          <w:bottom w:val="single" w:color="auto" w:sz="4"/>
+          <w:right w:val="single" w:color="auto" w:sz="4"/>
+          <w:insideH w:val="single" w:color="auto" w:sz="4"/>
+          <w:insideV w:val="single" w:color="auto" w:sz="4"/>
+        </w:tblBorders>
+      </w:tblPr>
+      <w:tblGrid>
+        <w:gridCol w:w="100"/>
+        <w:gridCol w:w="100"/>
+      </w:tblGrid>
+      <w:tr>
+        <w:tc>
+          <w:tcPr>
+            <w:tcW w:type="pct" w:w="22%"/>
+            <w:tcBorders>
+              <w:top w:val="single" w:color="999999" w:sz="4"/>
+              <w:left w:val="single" w:color="999999" w:sz="4"/>
+              <w:bottom w:val="single" w:color="999999" w:sz="4"/>
+              <w:right w:val="single" w:color="999999" w:sz="4"/>
+            </w:tcBorders>
+            <w:shd w:fill="E8E8E8" w:val="clear"/>
+          </w:tcPr>
+          <w:p>
+            <w:r>
+              <w:rPr>
+                <w:b/>
+              </w:rPr>
+              <w:t>Abbreviation</w:t>
+            </w:r>
+          </w:p>
+        </w:tc>
+        <w:tc>
+          <w:tcPr>
+            <w:tcW w:type="pct" w:w="22%"/>
+            <w:tcBorders>
+              <w:top w:val="single" w:color="999999" w:sz="4"/>
+              <w:left w:val="single" w:color="999999" w:sz="4"/>
+              <w:bottom w:val="single" w:color="999999" w:sz="4"/>
+              <w:right w:val="single" w:color="999999" w:sz="4"/>
+            </w:tcBorders>
+            <w:shd w:fill="E8E8E8" w:val="clear"/>
+          </w:tcPr>
+          <w:p>
+            <w:r>
+              <w:rPr>
+                <w:b/>
+              </w:rPr>
+              <w:t>Meaning</w:t>
+            </w:r>
+          </w:p>
+        </w:tc>
+      </w:tr>
+      <w:tr>
+        <w:tc>
+          <w:tcPr>
+            <w:tcW w:type="pct" w:w="22%"/>
+            <w:tcBorders>
+              <w:top w:val="single" w:color="999999" w:sz="4"/>
+              <w:left w:val="single" w:color="999999" w:sz="4"/>
+              <w:bottom w:val="single" w:color="999999" w:sz="4"/>
+              <w:right w:val="single" w:color="999999" w:sz="4"/>
+            </w:tcBorders>
+            <w:shd w:fill="E8E8E8" w:val="clear"/>
+          </w:tcPr>
+          <w:p>
+            <w:r>
+              <w:rPr>
+                <w:b w:val="0"/>
+              </w:rPr>
+              <w:t>CAPA</w:t>
+            </w:r>
+          </w:p>
+        </w:tc>
+        <w:tc>
+          <w:tcPr>
+            <w:tcW w:type="pct" w:w="22%"/>
+            <w:tcBorders>
+              <w:top w:val="single" w:color="999999" w:sz="4"/>
+              <w:left w:val="single" w:color="999999" w:sz="4"/>
+              <w:bottom w:val="single" w:color="999999" w:sz="4"/>
+              <w:right w:val="single" w:color="999999" w:sz="4"/>
+            </w:tcBorders>
+            <w:shd w:fill="E8E8E8" w:val="clear"/>
+          </w:tcPr>
+          <w:p>
+            <w:r>
+              <w:rPr>
+                <w:b w:val="0"/>
+              </w:rPr>
+              <w:t>corrective and preventive action</w:t>
+            </w:r>
+          </w:p>
+        </w:tc>
+      </w:tr>
+      <w:tr>
+        <w:tc>
+          <w:tcPr>
+            <w:tcW w:type="pct" w:w="22%"/>
+            <w:tcBorders>
+              <w:top w:val="single" w:color="999999" w:sz="4"/>
+              <w:left w:val="single" w:color="999999" w:sz="4"/>
+              <w:bottom w:val="single" w:color="999999" w:sz="4"/>
+              <w:right w:val="single" w:color="999999" w:sz="4"/>
+            </w:tcBorders>
+            <w:shd w:fill="E8E8E8" w:val="clear"/>
+          </w:tcPr>
+          <w:p>
+            <w:r>
+              <w:rPr>
+                <w:b w:val="0"/>
+              </w:rPr>
+              <w:t>IAP</w:t>
+            </w:r>
+          </w:p>
+        </w:tc>
+        <w:tc>
+          <w:tcPr>
+            <w:tcW w:type="pct" w:w="22%"/>
+            <w:tcBorders>
+              <w:top w:val="single" w:color="999999" w:sz="4"/>
+              <w:left w:val="single" w:color="999999" w:sz="4"/>
+              <w:bottom w:val="single" w:color="999999" w:sz="4"/>
+              <w:right w:val="single" w:color="999999" w:sz="4"/>
+            </w:tcBorders>
+            <w:shd w:fill="E8E8E8" w:val="clear"/>
+          </w:tcPr>
+          <w:p>
+            <w:r>
+              <w:rPr>
+                <w:b w:val="0"/>
+              </w:rPr>
+              <w:t>Indian Academy of Pediatrics</w:t>
+            </w:r>
+          </w:p>
+        </w:tc>
+      </w:tr>
+      <w:tr>
+        <w:tc>
+          <w:tcPr>
+            <w:tcW w:type="pct" w:w="22%"/>
+            <w:tcBorders>
+              <w:top w:val="single" w:color="999999" w:sz="4"/>
+              <w:left w:val="single" w:color="999999" w:sz="4"/>
+              <w:bottom w:val="single" w:color="999999" w:sz="4"/>
+              <w:right w:val="single" w:color="999999" w:sz="4"/>
+            </w:tcBorders>
+            <w:shd w:fill="E8E8E8" w:val="clear"/>
+          </w:tcPr>
+          <w:p>
+            <w:r>
+              <w:rPr>
+                <w:b w:val="0"/>
+              </w:rPr>
+              <w:t>NABH</w:t>
+            </w:r>
+          </w:p>
+        </w:tc>
+        <w:tc>
+          <w:tcPr>
+            <w:tcW w:type="pct" w:w="22%"/>
+            <w:tcBorders>
+              <w:top w:val="single" w:color="999999" w:sz="4"/>
+              <w:left w:val="single" w:color="999999" w:sz="4"/>
+              <w:bottom w:val="single" w:color="999999" w:sz="4"/>
+              <w:right w:val="single" w:color="999999" w:sz="4"/>
+            </w:tcBorders>
+            <w:shd w:fill="E8E8E8" w:val="clear"/>
+          </w:tcPr>
+          <w:p>
+            <w:r>
+              <w:rPr>
+                <w:b w:val="0"/>
+              </w:rPr>
+              <w:t>National Accreditation Board for Hospitals and Healthcare Providers</w:t>
+            </w:r>
+          </w:p>
+        </w:tc>
+      </w:tr>
+      <w:tr>
+        <w:tc>
+          <w:tcPr>
+            <w:tcW w:type="pct" w:w="22%"/>
+            <w:tcBorders>
+              <w:top w:val="single" w:color="999999" w:sz="4"/>
+              <w:left w:val="single" w:color="999999" w:sz="4"/>
+              <w:bottom w:val="single" w:color="999999" w:sz="4"/>
+              <w:right w:val="single" w:color="999999" w:sz="4"/>
+            </w:tcBorders>
+            <w:shd w:fill="E8E8E8" w:val="clear"/>
+          </w:tcPr>
+          <w:p>
+            <w:r>
+              <w:rPr>
+                <w:b w:val="0"/>
+              </w:rPr>
+              <w:t>NNF</w:t>
+            </w:r>
+          </w:p>
+        </w:tc>
+        <w:tc>
+          <w:tcPr>
+            <w:tcW w:type="pct" w:w="22%"/>
+            <w:tcBorders>
+              <w:top w:val="single" w:color="999999" w:sz="4"/>
+              <w:left w:val="single" w:color="999999" w:sz="4"/>
+              <w:bottom w:val="single" w:color="999999" w:sz="4"/>
+              <w:right w:val="single" w:color="999999" w:sz="4"/>
+            </w:tcBorders>
+            <w:shd w:fill="E8E8E8" w:val="clear"/>
+          </w:tcPr>
+          <w:p>
+            <w:r>
+              <w:rPr>
+                <w:b w:val="0"/>
+              </w:rPr>
+              <w:t>National Neonatology Forum</w:t>
+            </w:r>
+          </w:p>
+        </w:tc>
+      </w:tr>
+      <w:tr>
+        <w:tc>
+          <w:tcPr>
+            <w:tcW w:type="pct" w:w="22%"/>
+            <w:tcBorders>
+              <w:top w:val="single" w:color="999999" w:sz="4"/>
+              <w:left w:val="single" w:color="999999" w:sz="4"/>
+              <w:bottom w:val="single" w:color="999999" w:sz="4"/>
+              <w:right w:val="single" w:color="999999" w:sz="4"/>
+            </w:tcBorders>
+            <w:shd w:fill="E8E8E8" w:val="clear"/>
+          </w:tcPr>
+          <w:p>
+            <w:r>
+              <w:rPr>
+                <w:b w:val="0"/>
+              </w:rPr>
+              <w:t>OE</w:t>
+            </w:r>
+          </w:p>
+        </w:tc>
+        <w:tc>
+          <w:tcPr>
+            <w:tcW w:type="pct" w:w="22%"/>
+            <w:tcBorders>
+              <w:top w:val="single" w:color="999999" w:sz="4"/>
+              <w:left w:val="single" w:color="999999" w:sz="4"/>
+              <w:bottom w:val="single" w:color="999999" w:sz="4"/>
+              <w:right w:val="single" w:color="999999" w:sz="4"/>
+            </w:tcBorders>
+            <w:shd w:fill="E8E8E8" w:val="clear"/>
+          </w:tcPr>
+          <w:p>
+            <w:r>
+              <w:rPr>
+                <w:b w:val="0"/>
+              </w:rPr>
+              <w:t>objective element</w:t>
+            </w:r>
+          </w:p>
+        </w:tc>
+      </w:tr>
+      <w:tr>
+        <w:tc>
+          <w:tcPr>
+            <w:tcW w:type="pct" w:w="22%"/>
+            <w:tcBorders>
+              <w:top w:val="single" w:color="999999" w:sz="4"/>
+              <w:left w:val="single" w:color="999999" w:sz="4"/>
+              <w:bottom w:val="single" w:color="999999" w:sz="4"/>
+              <w:right w:val="single" w:color="999999" w:sz="4"/>
+            </w:tcBorders>
+            <w:shd w:fill="E8E8E8" w:val="clear"/>
+          </w:tcPr>
+          <w:p>
+            <w:r>
+              <w:rPr>
+                <w:b w:val="0"/>
+              </w:rPr>
+              <w:t>SHCO</w:t>
+            </w:r>
+          </w:p>
+        </w:tc>
+        <w:tc>
+          <w:tcPr>
+            <w:tcW w:type="pct" w:w="22%"/>
+            <w:tcBorders>
+              <w:top w:val="single" w:color="999999" w:sz="4"/>
+              <w:left w:val="single" w:color="999999" w:sz="4"/>
+              <w:bottom w:val="single" w:color="999999" w:sz="4"/>
+              <w:right w:val="single" w:color="999999" w:sz="4"/>
+            </w:tcBorders>
+            <w:shd w:fill="E8E8E8" w:val="clear"/>
+          </w:tcPr>
+          <w:p>
+            <w:r>
+              <w:rPr>
+                <w:b w:val="0"/>
+              </w:rPr>
+              <w:t>Standards for Small Healthcare Organisations</w:t>
+            </w:r>
+          </w:p>
+        </w:tc>
+      </w:tr>
+      <w:tr>
+        <w:tc>
+          <w:tcPr>
+            <w:tcW w:type="pct" w:w="22%"/>
+            <w:tcBorders>
+              <w:top w:val="single" w:color="999999" w:sz="4"/>
+              <w:left w:val="single" w:color="999999" w:sz="4"/>
+              <w:bottom w:val="single" w:color="999999" w:sz="4"/>
+              <w:right w:val="single" w:color="999999" w:sz="4"/>
+            </w:tcBorders>
+            <w:shd w:fill="E8E8E8" w:val="clear"/>
+          </w:tcPr>
+          <w:p>
+            <w:r>
+              <w:rPr>
+                <w:b w:val="0"/>
+              </w:rPr>
+              <w:t>WHO</w:t>
+            </w:r>
+          </w:p>
+        </w:tc>
+        <w:tc>
+          <w:tcPr>
+            <w:tcW w:type="pct" w:w="22%"/>
+            <w:tcBorders>
+              <w:top w:val="single" w:color="999999" w:sz="4"/>
+              <w:left w:val="single" w:color="999999" w:sz="4"/>
+              <w:bottom w:val="single" w:color="999999" w:sz="4"/>
+              <w:right w:val="single" w:color="999999" w:sz="4"/>
+            </w:tcBorders>
+            <w:shd w:fill="E8E8E8" w:val="clear"/>
+          </w:tcPr>
+          <w:p>
+            <w:r>
+              <w:rPr>
+                <w:b w:val="0"/>
+              </w:rPr>
+              <w:t>World Health Organization</w:t>
+            </w:r>
+          </w:p>
+        </w:tc>
+      </w:tr>
+    </w:tbl>
     <w:p>
       <w:pPr>
         <w:pStyle w:val="Heading1"/>

--- a/policies/build/masters/COP.8_v2_master.docx
+++ b/policies/build/masters/COP.8_v2_master.docx
@@ -670,18 +670,6 @@
     </w:p>
     <w:p>
       <w:pPr>
-        <w:spacing w:after="140"/>
-      </w:pPr>
-      <w:r>
-        <w:rPr>
-          <w:sz w:val="22"/>
-          <w:szCs w:val="22"/>
-        </w:rPr>
-        <w:t xml:space="preserve">Words marked «like this» are defaults a small hospital can keep. A blank marked «________» has no sensible default. Fill it in before this document is signed.</w:t>
-      </w:r>
-    </w:p>
-    <w:p>
-      <w:pPr>
         <w:pStyle w:val="Heading1"/>
         <w:spacing w:after="120" w:before="280"/>
       </w:pPr>
@@ -699,69 +687,6 @@
           <w:szCs w:val="22"/>
         </w:rPr>
         <w:t xml:space="preserve">This policy applies to all staff caring for paediatric patients at «Hospital Name»: paediatricians, treating doctors, nurses, and support staff in paediatric and neonatal areas.</w:t>
-      </w:r>
-    </w:p>
-    <w:p>
-      <w:pPr>
-        <w:spacing w:after="140"/>
-      </w:pPr>
-      <w:r>
-        <w:rPr>
-          <w:sz w:val="22"/>
-          <w:szCs w:val="22"/>
-        </w:rPr>
-        <w:t xml:space="preserve">Boundaries with other policies of «Hospital Name»:</w:t>
-      </w:r>
-    </w:p>
-    <w:p>
-      <w:pPr>
-        <w:pStyle w:val="ListParagraph"/>
-        <w:numPr>
-          <w:ilvl w:val="0"/>
-          <w:numId w:val="1"/>
-        </w:numPr>
-        <w:spacing w:after="60"/>
-      </w:pPr>
-      <w:r>
-        <w:rPr>
-          <w:sz w:val="22"/>
-          <w:szCs w:val="22"/>
-        </w:rPr>
-        <w:t xml:space="preserve">AAC.3 owns initial patient assessment. This policy owns nutritional, growth, developmental and immunisation assessment specific to paediatric patients (COP.8.e).</w:t>
-      </w:r>
-    </w:p>
-    <w:p>
-      <w:pPr>
-        <w:pStyle w:val="ListParagraph"/>
-        <w:numPr>
-          <w:ilvl w:val="0"/>
-          <w:numId w:val="1"/>
-        </w:numPr>
-        <w:spacing w:after="60"/>
-      </w:pPr>
-      <w:r>
-        <w:rPr>
-          <w:sz w:val="22"/>
-          <w:szCs w:val="22"/>
-        </w:rPr>
-        <w:t xml:space="preserve">COP.12 owns vulnerable-patient identification generally; this policy owns paediatric-specific safety including abduction and abuse prevention.</w:t>
-      </w:r>
-    </w:p>
-    <w:p>
-      <w:pPr>
-        <w:pStyle w:val="ListParagraph"/>
-        <w:numPr>
-          <w:ilvl w:val="0"/>
-          <w:numId w:val="1"/>
-        </w:numPr>
-        <w:spacing w:after="60"/>
-      </w:pPr>
-      <w:r>
-        <w:rPr>
-          <w:sz w:val="22"/>
-          <w:szCs w:val="22"/>
-        </w:rPr>
-        <w:t xml:space="preserve">Services not provided by this hospital are recorded absences against the service directory, not copied SOPs.</w:t>
       </w:r>
     </w:p>
     <w:p>

--- a/policies/build/masters/COP.8_v2_master.docx
+++ b/policies/build/masters/COP.8_v2_master.docx
@@ -2145,6 +2145,436 @@
         <w:t xml:space="preserve">The Nursing Superintendent holds signed acknowledgements with the induction record.</w:t>
       </w:r>
     </w:p>
+    <w:p>
+      <w:pPr>
+        <w:pStyle w:val="Heading1"/>
+        <w:spacing w:after="120" w:before="280"/>
+      </w:pPr>
+      <w:r>
+        <w:t>9. Distribution</w:t>
+      </w:r>
+    </w:p>
+    <w:p>
+      <w:pPr>
+        <w:spacing w:after="140"/>
+      </w:pPr>
+      <w:r>
+        <w:rPr>
+          <w:sz w:val="22"/>
+          <w:szCs w:val="22"/>
+        </w:rPr>
+        <w:t xml:space="preserve">Official master copy: office of the Medical Superintendent, «Hospital Name», with the Paediatric In-Charge and Quality Coordinator.</w:t>
+      </w:r>
+    </w:p>
+    <w:p>
+      <w:pPr>
+        <w:spacing w:after="140"/>
+      </w:pPr>
+      <w:r>
+        <w:rPr>
+          <w:sz w:val="22"/>
+          <w:szCs w:val="22"/>
+        </w:rPr>
+        <w:t xml:space="preserve">Copies issued to: paediatric ward; neonatal area; nursing station (paediatric); emergency (paediatric section); OPD (paediatric).</w:t>
+      </w:r>
+    </w:p>
+    <w:p>
+      <w:pPr>
+        <w:spacing w:after="140"/>
+      </w:pPr>
+      <w:r>
+        <w:rPr>
+          <w:sz w:val="22"/>
+          <w:szCs w:val="22"/>
+        </w:rPr>
+        <w:t xml:space="preserve">The current version is available to all staff at the «policy file in the paediatric ward» and, if the hospital keeps an intranet, at «staff intranet / policies».</w:t>
+      </w:r>
+    </w:p>
+    <w:p>
+      <w:pPr>
+        <w:pStyle w:val="Heading1"/>
+        <w:spacing w:after="120" w:before="280"/>
+      </w:pPr>
+      <w:r>
+        <w:t>10. Abbreviations</w:t>
+      </w:r>
+    </w:p>
+    <w:tbl>
+      <w:tblPr>
+        <w:tblW w:type="pct" w:w="100%"/>
+        <w:tblBorders>
+          <w:top w:val="single" w:color="auto" w:sz="4"/>
+          <w:left w:val="single" w:color="auto" w:sz="4"/>
+          <w:bottom w:val="single" w:color="auto" w:sz="4"/>
+          <w:right w:val="single" w:color="auto" w:sz="4"/>
+          <w:insideH w:val="single" w:color="auto" w:sz="4"/>
+          <w:insideV w:val="single" w:color="auto" w:sz="4"/>
+        </w:tblBorders>
+      </w:tblPr>
+      <w:tblGrid>
+        <w:gridCol w:w="100"/>
+        <w:gridCol w:w="100"/>
+      </w:tblGrid>
+      <w:tr>
+        <w:tc>
+          <w:tcPr>
+            <w:tcW w:type="pct" w:w="22%"/>
+            <w:tcBorders>
+              <w:top w:val="single" w:color="999999" w:sz="4"/>
+              <w:left w:val="single" w:color="999999" w:sz="4"/>
+              <w:bottom w:val="single" w:color="999999" w:sz="4"/>
+              <w:right w:val="single" w:color="999999" w:sz="4"/>
+            </w:tcBorders>
+            <w:shd w:fill="E8E8E8" w:val="clear"/>
+          </w:tcPr>
+          <w:p>
+            <w:r>
+              <w:rPr>
+                <w:b/>
+              </w:rPr>
+              <w:t>Abbreviation</w:t>
+            </w:r>
+          </w:p>
+        </w:tc>
+        <w:tc>
+          <w:tcPr>
+            <w:tcW w:type="pct" w:w="22%"/>
+            <w:tcBorders>
+              <w:top w:val="single" w:color="999999" w:sz="4"/>
+              <w:left w:val="single" w:color="999999" w:sz="4"/>
+              <w:bottom w:val="single" w:color="999999" w:sz="4"/>
+              <w:right w:val="single" w:color="999999" w:sz="4"/>
+            </w:tcBorders>
+            <w:shd w:fill="E8E8E8" w:val="clear"/>
+          </w:tcPr>
+          <w:p>
+            <w:r>
+              <w:rPr>
+                <w:b/>
+              </w:rPr>
+              <w:t>Meaning</w:t>
+            </w:r>
+          </w:p>
+        </w:tc>
+      </w:tr>
+      <w:tr>
+        <w:tc>
+          <w:tcPr>
+            <w:tcW w:type="pct" w:w="22%"/>
+            <w:tcBorders>
+              <w:top w:val="single" w:color="999999" w:sz="4"/>
+              <w:left w:val="single" w:color="999999" w:sz="4"/>
+              <w:bottom w:val="single" w:color="999999" w:sz="4"/>
+              <w:right w:val="single" w:color="999999" w:sz="4"/>
+            </w:tcBorders>
+            <w:shd w:fill="E8E8E8" w:val="clear"/>
+          </w:tcPr>
+          <w:p>
+            <w:r>
+              <w:rPr>
+                <w:b w:val="0"/>
+              </w:rPr>
+              <w:t>CAPA</w:t>
+            </w:r>
+          </w:p>
+        </w:tc>
+        <w:tc>
+          <w:tcPr>
+            <w:tcW w:type="pct" w:w="22%"/>
+            <w:tcBorders>
+              <w:top w:val="single" w:color="999999" w:sz="4"/>
+              <w:left w:val="single" w:color="999999" w:sz="4"/>
+              <w:bottom w:val="single" w:color="999999" w:sz="4"/>
+              <w:right w:val="single" w:color="999999" w:sz="4"/>
+            </w:tcBorders>
+            <w:shd w:fill="E8E8E8" w:val="clear"/>
+          </w:tcPr>
+          <w:p>
+            <w:r>
+              <w:rPr>
+                <w:b w:val="0"/>
+              </w:rPr>
+              <w:t>corrective and preventive action</w:t>
+            </w:r>
+          </w:p>
+        </w:tc>
+      </w:tr>
+      <w:tr>
+        <w:tc>
+          <w:tcPr>
+            <w:tcW w:type="pct" w:w="22%"/>
+            <w:tcBorders>
+              <w:top w:val="single" w:color="999999" w:sz="4"/>
+              <w:left w:val="single" w:color="999999" w:sz="4"/>
+              <w:bottom w:val="single" w:color="999999" w:sz="4"/>
+              <w:right w:val="single" w:color="999999" w:sz="4"/>
+            </w:tcBorders>
+            <w:shd w:fill="E8E8E8" w:val="clear"/>
+          </w:tcPr>
+          <w:p>
+            <w:r>
+              <w:rPr>
+                <w:b w:val="0"/>
+              </w:rPr>
+              <w:t>IAP</w:t>
+            </w:r>
+          </w:p>
+        </w:tc>
+        <w:tc>
+          <w:tcPr>
+            <w:tcW w:type="pct" w:w="22%"/>
+            <w:tcBorders>
+              <w:top w:val="single" w:color="999999" w:sz="4"/>
+              <w:left w:val="single" w:color="999999" w:sz="4"/>
+              <w:bottom w:val="single" w:color="999999" w:sz="4"/>
+              <w:right w:val="single" w:color="999999" w:sz="4"/>
+            </w:tcBorders>
+            <w:shd w:fill="E8E8E8" w:val="clear"/>
+          </w:tcPr>
+          <w:p>
+            <w:r>
+              <w:rPr>
+                <w:b w:val="0"/>
+              </w:rPr>
+              <w:t>Indian Academy of Pediatrics</w:t>
+            </w:r>
+          </w:p>
+        </w:tc>
+      </w:tr>
+      <w:tr>
+        <w:tc>
+          <w:tcPr>
+            <w:tcW w:type="pct" w:w="22%"/>
+            <w:tcBorders>
+              <w:top w:val="single" w:color="999999" w:sz="4"/>
+              <w:left w:val="single" w:color="999999" w:sz="4"/>
+              <w:bottom w:val="single" w:color="999999" w:sz="4"/>
+              <w:right w:val="single" w:color="999999" w:sz="4"/>
+            </w:tcBorders>
+            <w:shd w:fill="E8E8E8" w:val="clear"/>
+          </w:tcPr>
+          <w:p>
+            <w:r>
+              <w:rPr>
+                <w:b w:val="0"/>
+              </w:rPr>
+              <w:t>NABH</w:t>
+            </w:r>
+          </w:p>
+        </w:tc>
+        <w:tc>
+          <w:tcPr>
+            <w:tcW w:type="pct" w:w="22%"/>
+            <w:tcBorders>
+              <w:top w:val="single" w:color="999999" w:sz="4"/>
+              <w:left w:val="single" w:color="999999" w:sz="4"/>
+              <w:bottom w:val="single" w:color="999999" w:sz="4"/>
+              <w:right w:val="single" w:color="999999" w:sz="4"/>
+            </w:tcBorders>
+            <w:shd w:fill="E8E8E8" w:val="clear"/>
+          </w:tcPr>
+          <w:p>
+            <w:r>
+              <w:rPr>
+                <w:b w:val="0"/>
+              </w:rPr>
+              <w:t>National Accreditation Board for Hospitals and Healthcare Providers</w:t>
+            </w:r>
+          </w:p>
+        </w:tc>
+      </w:tr>
+      <w:tr>
+        <w:tc>
+          <w:tcPr>
+            <w:tcW w:type="pct" w:w="22%"/>
+            <w:tcBorders>
+              <w:top w:val="single" w:color="999999" w:sz="4"/>
+              <w:left w:val="single" w:color="999999" w:sz="4"/>
+              <w:bottom w:val="single" w:color="999999" w:sz="4"/>
+              <w:right w:val="single" w:color="999999" w:sz="4"/>
+            </w:tcBorders>
+            <w:shd w:fill="E8E8E8" w:val="clear"/>
+          </w:tcPr>
+          <w:p>
+            <w:r>
+              <w:rPr>
+                <w:b w:val="0"/>
+              </w:rPr>
+              <w:t>NNF</w:t>
+            </w:r>
+          </w:p>
+        </w:tc>
+        <w:tc>
+          <w:tcPr>
+            <w:tcW w:type="pct" w:w="22%"/>
+            <w:tcBorders>
+              <w:top w:val="single" w:color="999999" w:sz="4"/>
+              <w:left w:val="single" w:color="999999" w:sz="4"/>
+              <w:bottom w:val="single" w:color="999999" w:sz="4"/>
+              <w:right w:val="single" w:color="999999" w:sz="4"/>
+            </w:tcBorders>
+            <w:shd w:fill="E8E8E8" w:val="clear"/>
+          </w:tcPr>
+          <w:p>
+            <w:r>
+              <w:rPr>
+                <w:b w:val="0"/>
+              </w:rPr>
+              <w:t>National Neonatology Forum</w:t>
+            </w:r>
+          </w:p>
+        </w:tc>
+      </w:tr>
+      <w:tr>
+        <w:tc>
+          <w:tcPr>
+            <w:tcW w:type="pct" w:w="22%"/>
+            <w:tcBorders>
+              <w:top w:val="single" w:color="999999" w:sz="4"/>
+              <w:left w:val="single" w:color="999999" w:sz="4"/>
+              <w:bottom w:val="single" w:color="999999" w:sz="4"/>
+              <w:right w:val="single" w:color="999999" w:sz="4"/>
+            </w:tcBorders>
+            <w:shd w:fill="E8E8E8" w:val="clear"/>
+          </w:tcPr>
+          <w:p>
+            <w:r>
+              <w:rPr>
+                <w:b w:val="0"/>
+              </w:rPr>
+              <w:t>OE</w:t>
+            </w:r>
+          </w:p>
+        </w:tc>
+        <w:tc>
+          <w:tcPr>
+            <w:tcW w:type="pct" w:w="22%"/>
+            <w:tcBorders>
+              <w:top w:val="single" w:color="999999" w:sz="4"/>
+              <w:left w:val="single" w:color="999999" w:sz="4"/>
+              <w:bottom w:val="single" w:color="999999" w:sz="4"/>
+              <w:right w:val="single" w:color="999999" w:sz="4"/>
+            </w:tcBorders>
+            <w:shd w:fill="E8E8E8" w:val="clear"/>
+          </w:tcPr>
+          <w:p>
+            <w:r>
+              <w:rPr>
+                <w:b w:val="0"/>
+              </w:rPr>
+              <w:t>objective element</w:t>
+            </w:r>
+          </w:p>
+        </w:tc>
+      </w:tr>
+      <w:tr>
+        <w:tc>
+          <w:tcPr>
+            <w:tcW w:type="pct" w:w="22%"/>
+            <w:tcBorders>
+              <w:top w:val="single" w:color="999999" w:sz="4"/>
+              <w:left w:val="single" w:color="999999" w:sz="4"/>
+              <w:bottom w:val="single" w:color="999999" w:sz="4"/>
+              <w:right w:val="single" w:color="999999" w:sz="4"/>
+            </w:tcBorders>
+            <w:shd w:fill="E8E8E8" w:val="clear"/>
+          </w:tcPr>
+          <w:p>
+            <w:r>
+              <w:rPr>
+                <w:b w:val="0"/>
+              </w:rPr>
+              <w:t>SHCO</w:t>
+            </w:r>
+          </w:p>
+        </w:tc>
+        <w:tc>
+          <w:tcPr>
+            <w:tcW w:type="pct" w:w="22%"/>
+            <w:tcBorders>
+              <w:top w:val="single" w:color="999999" w:sz="4"/>
+              <w:left w:val="single" w:color="999999" w:sz="4"/>
+              <w:bottom w:val="single" w:color="999999" w:sz="4"/>
+              <w:right w:val="single" w:color="999999" w:sz="4"/>
+            </w:tcBorders>
+            <w:shd w:fill="E8E8E8" w:val="clear"/>
+          </w:tcPr>
+          <w:p>
+            <w:r>
+              <w:rPr>
+                <w:b w:val="0"/>
+              </w:rPr>
+              <w:t>Standards for Small Healthcare Organisations</w:t>
+            </w:r>
+          </w:p>
+        </w:tc>
+      </w:tr>
+      <w:tr>
+        <w:tc>
+          <w:tcPr>
+            <w:tcW w:type="pct" w:w="22%"/>
+            <w:tcBorders>
+              <w:top w:val="single" w:color="999999" w:sz="4"/>
+              <w:left w:val="single" w:color="999999" w:sz="4"/>
+              <w:bottom w:val="single" w:color="999999" w:sz="4"/>
+              <w:right w:val="single" w:color="999999" w:sz="4"/>
+            </w:tcBorders>
+            <w:shd w:fill="E8E8E8" w:val="clear"/>
+          </w:tcPr>
+          <w:p>
+            <w:r>
+              <w:rPr>
+                <w:b w:val="0"/>
+              </w:rPr>
+              <w:t>WHO</w:t>
+            </w:r>
+          </w:p>
+        </w:tc>
+        <w:tc>
+          <w:tcPr>
+            <w:tcW w:type="pct" w:w="22%"/>
+            <w:tcBorders>
+              <w:top w:val="single" w:color="999999" w:sz="4"/>
+              <w:left w:val="single" w:color="999999" w:sz="4"/>
+              <w:bottom w:val="single" w:color="999999" w:sz="4"/>
+              <w:right w:val="single" w:color="999999" w:sz="4"/>
+            </w:tcBorders>
+            <w:shd w:fill="E8E8E8" w:val="clear"/>
+          </w:tcPr>
+          <w:p>
+            <w:r>
+              <w:rPr>
+                <w:b w:val="0"/>
+              </w:rPr>
+              <w:t>World Health Organization</w:t>
+            </w:r>
+          </w:p>
+        </w:tc>
+      </w:tr>
+    </w:tbl>
+    <w:p>
+      <w:pPr>
+        <w:pStyle w:val="Heading1"/>
+        <w:spacing w:after="120" w:before="280"/>
+      </w:pPr>
+      <w:r>
+        <w:t>11. Traceability to NABH SHCO 3rd Edition COP.8</w:t>
+      </w:r>
+    </w:p>
+    <w:p>
+      <w:pPr>
+        <w:spacing w:after="120"/>
+      </w:pPr>
+      <w:r>
+        <w:rPr>
+          <w:i/>
+          <w:iCs/>
+          <w:sz w:val="20"/>
+          <w:szCs w:val="20"/>
+        </w:rPr>
+        <w:t xml:space="preserve">This table is an index. It is not how the policy is organised.</w:t>
+      </w:r>
+    </w:p>
     <w:tbl>
       <w:tblPr>
         <w:tblW w:type="pct" w:w="100%"/>
@@ -2915,436 +3345,6 @@
         </w:tc>
       </w:tr>
     </w:tbl>
-    <w:p>
-      <w:pPr>
-        <w:pStyle w:val="Heading1"/>
-        <w:spacing w:after="120" w:before="280"/>
-      </w:pPr>
-      <w:r>
-        <w:t>9. Distribution</w:t>
-      </w:r>
-    </w:p>
-    <w:p>
-      <w:pPr>
-        <w:spacing w:after="140"/>
-      </w:pPr>
-      <w:r>
-        <w:rPr>
-          <w:sz w:val="22"/>
-          <w:szCs w:val="22"/>
-        </w:rPr>
-        <w:t xml:space="preserve">Official master copy: office of the Medical Superintendent, «Hospital Name», with the Paediatric In-Charge and Quality Coordinator.</w:t>
-      </w:r>
-    </w:p>
-    <w:p>
-      <w:pPr>
-        <w:spacing w:after="140"/>
-      </w:pPr>
-      <w:r>
-        <w:rPr>
-          <w:sz w:val="22"/>
-          <w:szCs w:val="22"/>
-        </w:rPr>
-        <w:t xml:space="preserve">Copies issued to: paediatric ward; neonatal area; nursing station (paediatric); emergency (paediatric section); OPD (paediatric).</w:t>
-      </w:r>
-    </w:p>
-    <w:p>
-      <w:pPr>
-        <w:spacing w:after="140"/>
-      </w:pPr>
-      <w:r>
-        <w:rPr>
-          <w:sz w:val="22"/>
-          <w:szCs w:val="22"/>
-        </w:rPr>
-        <w:t xml:space="preserve">The current version is available to all staff at the «policy file in the paediatric ward» and, if the hospital keeps an intranet, at «staff intranet / policies».</w:t>
-      </w:r>
-    </w:p>
-    <w:p>
-      <w:pPr>
-        <w:pStyle w:val="Heading1"/>
-        <w:spacing w:after="120" w:before="280"/>
-      </w:pPr>
-      <w:r>
-        <w:t>10. Abbreviations</w:t>
-      </w:r>
-    </w:p>
-    <w:tbl>
-      <w:tblPr>
-        <w:tblW w:type="pct" w:w="100%"/>
-        <w:tblBorders>
-          <w:top w:val="single" w:color="auto" w:sz="4"/>
-          <w:left w:val="single" w:color="auto" w:sz="4"/>
-          <w:bottom w:val="single" w:color="auto" w:sz="4"/>
-          <w:right w:val="single" w:color="auto" w:sz="4"/>
-          <w:insideH w:val="single" w:color="auto" w:sz="4"/>
-          <w:insideV w:val="single" w:color="auto" w:sz="4"/>
-        </w:tblBorders>
-      </w:tblPr>
-      <w:tblGrid>
-        <w:gridCol w:w="100"/>
-        <w:gridCol w:w="100"/>
-      </w:tblGrid>
-      <w:tr>
-        <w:tc>
-          <w:tcPr>
-            <w:tcW w:type="pct" w:w="22%"/>
-            <w:tcBorders>
-              <w:top w:val="single" w:color="999999" w:sz="4"/>
-              <w:left w:val="single" w:color="999999" w:sz="4"/>
-              <w:bottom w:val="single" w:color="999999" w:sz="4"/>
-              <w:right w:val="single" w:color="999999" w:sz="4"/>
-            </w:tcBorders>
-            <w:shd w:fill="E8E8E8" w:val="clear"/>
-          </w:tcPr>
-          <w:p>
-            <w:r>
-              <w:rPr>
-                <w:b/>
-              </w:rPr>
-              <w:t>Abbreviation</w:t>
-            </w:r>
-          </w:p>
-        </w:tc>
-        <w:tc>
-          <w:tcPr>
-            <w:tcW w:type="pct" w:w="22%"/>
-            <w:tcBorders>
-              <w:top w:val="single" w:color="999999" w:sz="4"/>
-              <w:left w:val="single" w:color="999999" w:sz="4"/>
-              <w:bottom w:val="single" w:color="999999" w:sz="4"/>
-              <w:right w:val="single" w:color="999999" w:sz="4"/>
-            </w:tcBorders>
-            <w:shd w:fill="E8E8E8" w:val="clear"/>
-          </w:tcPr>
-          <w:p>
-            <w:r>
-              <w:rPr>
-                <w:b/>
-              </w:rPr>
-              <w:t>Meaning</w:t>
-            </w:r>
-          </w:p>
-        </w:tc>
-      </w:tr>
-      <w:tr>
-        <w:tc>
-          <w:tcPr>
-            <w:tcW w:type="pct" w:w="22%"/>
-            <w:tcBorders>
-              <w:top w:val="single" w:color="999999" w:sz="4"/>
-              <w:left w:val="single" w:color="999999" w:sz="4"/>
-              <w:bottom w:val="single" w:color="999999" w:sz="4"/>
-              <w:right w:val="single" w:color="999999" w:sz="4"/>
-            </w:tcBorders>
-            <w:shd w:fill="E8E8E8" w:val="clear"/>
-          </w:tcPr>
-          <w:p>
-            <w:r>
-              <w:rPr>
-                <w:b w:val="0"/>
-              </w:rPr>
-              <w:t>CAPA</w:t>
-            </w:r>
-          </w:p>
-        </w:tc>
-        <w:tc>
-          <w:tcPr>
-            <w:tcW w:type="pct" w:w="22%"/>
-            <w:tcBorders>
-              <w:top w:val="single" w:color="999999" w:sz="4"/>
-              <w:left w:val="single" w:color="999999" w:sz="4"/>
-              <w:bottom w:val="single" w:color="999999" w:sz="4"/>
-              <w:right w:val="single" w:color="999999" w:sz="4"/>
-            </w:tcBorders>
-            <w:shd w:fill="E8E8E8" w:val="clear"/>
-          </w:tcPr>
-          <w:p>
-            <w:r>
-              <w:rPr>
-                <w:b w:val="0"/>
-              </w:rPr>
-              <w:t>corrective and preventive action</w:t>
-            </w:r>
-          </w:p>
-        </w:tc>
-      </w:tr>
-      <w:tr>
-        <w:tc>
-          <w:tcPr>
-            <w:tcW w:type="pct" w:w="22%"/>
-            <w:tcBorders>
-              <w:top w:val="single" w:color="999999" w:sz="4"/>
-              <w:left w:val="single" w:color="999999" w:sz="4"/>
-              <w:bottom w:val="single" w:color="999999" w:sz="4"/>
-              <w:right w:val="single" w:color="999999" w:sz="4"/>
-            </w:tcBorders>
-            <w:shd w:fill="E8E8E8" w:val="clear"/>
-          </w:tcPr>
-          <w:p>
-            <w:r>
-              <w:rPr>
-                <w:b w:val="0"/>
-              </w:rPr>
-              <w:t>IAP</w:t>
-            </w:r>
-          </w:p>
-        </w:tc>
-        <w:tc>
-          <w:tcPr>
-            <w:tcW w:type="pct" w:w="22%"/>
-            <w:tcBorders>
-              <w:top w:val="single" w:color="999999" w:sz="4"/>
-              <w:left w:val="single" w:color="999999" w:sz="4"/>
-              <w:bottom w:val="single" w:color="999999" w:sz="4"/>
-              <w:right w:val="single" w:color="999999" w:sz="4"/>
-            </w:tcBorders>
-            <w:shd w:fill="E8E8E8" w:val="clear"/>
-          </w:tcPr>
-          <w:p>
-            <w:r>
-              <w:rPr>
-                <w:b w:val="0"/>
-              </w:rPr>
-              <w:t>Indian Academy of Pediatrics</w:t>
-            </w:r>
-          </w:p>
-        </w:tc>
-      </w:tr>
-      <w:tr>
-        <w:tc>
-          <w:tcPr>
-            <w:tcW w:type="pct" w:w="22%"/>
-            <w:tcBorders>
-              <w:top w:val="single" w:color="999999" w:sz="4"/>
-              <w:left w:val="single" w:color="999999" w:sz="4"/>
-              <w:bottom w:val="single" w:color="999999" w:sz="4"/>
-              <w:right w:val="single" w:color="999999" w:sz="4"/>
-            </w:tcBorders>
-            <w:shd w:fill="E8E8E8" w:val="clear"/>
-          </w:tcPr>
-          <w:p>
-            <w:r>
-              <w:rPr>
-                <w:b w:val="0"/>
-              </w:rPr>
-              <w:t>NABH</w:t>
-            </w:r>
-          </w:p>
-        </w:tc>
-        <w:tc>
-          <w:tcPr>
-            <w:tcW w:type="pct" w:w="22%"/>
-            <w:tcBorders>
-              <w:top w:val="single" w:color="999999" w:sz="4"/>
-              <w:left w:val="single" w:color="999999" w:sz="4"/>
-              <w:bottom w:val="single" w:color="999999" w:sz="4"/>
-              <w:right w:val="single" w:color="999999" w:sz="4"/>
-            </w:tcBorders>
-            <w:shd w:fill="E8E8E8" w:val="clear"/>
-          </w:tcPr>
-          <w:p>
-            <w:r>
-              <w:rPr>
-                <w:b w:val="0"/>
-              </w:rPr>
-              <w:t>National Accreditation Board for Hospitals and Healthcare Providers</w:t>
-            </w:r>
-          </w:p>
-        </w:tc>
-      </w:tr>
-      <w:tr>
-        <w:tc>
-          <w:tcPr>
-            <w:tcW w:type="pct" w:w="22%"/>
-            <w:tcBorders>
-              <w:top w:val="single" w:color="999999" w:sz="4"/>
-              <w:left w:val="single" w:color="999999" w:sz="4"/>
-              <w:bottom w:val="single" w:color="999999" w:sz="4"/>
-              <w:right w:val="single" w:color="999999" w:sz="4"/>
-            </w:tcBorders>
-            <w:shd w:fill="E8E8E8" w:val="clear"/>
-          </w:tcPr>
-          <w:p>
-            <w:r>
-              <w:rPr>
-                <w:b w:val="0"/>
-              </w:rPr>
-              <w:t>NNF</w:t>
-            </w:r>
-          </w:p>
-        </w:tc>
-        <w:tc>
-          <w:tcPr>
-            <w:tcW w:type="pct" w:w="22%"/>
-            <w:tcBorders>
-              <w:top w:val="single" w:color="999999" w:sz="4"/>
-              <w:left w:val="single" w:color="999999" w:sz="4"/>
-              <w:bottom w:val="single" w:color="999999" w:sz="4"/>
-              <w:right w:val="single" w:color="999999" w:sz="4"/>
-            </w:tcBorders>
-            <w:shd w:fill="E8E8E8" w:val="clear"/>
-          </w:tcPr>
-          <w:p>
-            <w:r>
-              <w:rPr>
-                <w:b w:val="0"/>
-              </w:rPr>
-              <w:t>National Neonatology Forum</w:t>
-            </w:r>
-          </w:p>
-        </w:tc>
-      </w:tr>
-      <w:tr>
-        <w:tc>
-          <w:tcPr>
-            <w:tcW w:type="pct" w:w="22%"/>
-            <w:tcBorders>
-              <w:top w:val="single" w:color="999999" w:sz="4"/>
-              <w:left w:val="single" w:color="999999" w:sz="4"/>
-              <w:bottom w:val="single" w:color="999999" w:sz="4"/>
-              <w:right w:val="single" w:color="999999" w:sz="4"/>
-            </w:tcBorders>
-            <w:shd w:fill="E8E8E8" w:val="clear"/>
-          </w:tcPr>
-          <w:p>
-            <w:r>
-              <w:rPr>
-                <w:b w:val="0"/>
-              </w:rPr>
-              <w:t>OE</w:t>
-            </w:r>
-          </w:p>
-        </w:tc>
-        <w:tc>
-          <w:tcPr>
-            <w:tcW w:type="pct" w:w="22%"/>
-            <w:tcBorders>
-              <w:top w:val="single" w:color="999999" w:sz="4"/>
-              <w:left w:val="single" w:color="999999" w:sz="4"/>
-              <w:bottom w:val="single" w:color="999999" w:sz="4"/>
-              <w:right w:val="single" w:color="999999" w:sz="4"/>
-            </w:tcBorders>
-            <w:shd w:fill="E8E8E8" w:val="clear"/>
-          </w:tcPr>
-          <w:p>
-            <w:r>
-              <w:rPr>
-                <w:b w:val="0"/>
-              </w:rPr>
-              <w:t>objective element</w:t>
-            </w:r>
-          </w:p>
-        </w:tc>
-      </w:tr>
-      <w:tr>
-        <w:tc>
-          <w:tcPr>
-            <w:tcW w:type="pct" w:w="22%"/>
-            <w:tcBorders>
-              <w:top w:val="single" w:color="999999" w:sz="4"/>
-              <w:left w:val="single" w:color="999999" w:sz="4"/>
-              <w:bottom w:val="single" w:color="999999" w:sz="4"/>
-              <w:right w:val="single" w:color="999999" w:sz="4"/>
-            </w:tcBorders>
-            <w:shd w:fill="E8E8E8" w:val="clear"/>
-          </w:tcPr>
-          <w:p>
-            <w:r>
-              <w:rPr>
-                <w:b w:val="0"/>
-              </w:rPr>
-              <w:t>SHCO</w:t>
-            </w:r>
-          </w:p>
-        </w:tc>
-        <w:tc>
-          <w:tcPr>
-            <w:tcW w:type="pct" w:w="22%"/>
-            <w:tcBorders>
-              <w:top w:val="single" w:color="999999" w:sz="4"/>
-              <w:left w:val="single" w:color="999999" w:sz="4"/>
-              <w:bottom w:val="single" w:color="999999" w:sz="4"/>
-              <w:right w:val="single" w:color="999999" w:sz="4"/>
-            </w:tcBorders>
-            <w:shd w:fill="E8E8E8" w:val="clear"/>
-          </w:tcPr>
-          <w:p>
-            <w:r>
-              <w:rPr>
-                <w:b w:val="0"/>
-              </w:rPr>
-              <w:t>Standards for Small Healthcare Organisations</w:t>
-            </w:r>
-          </w:p>
-        </w:tc>
-      </w:tr>
-      <w:tr>
-        <w:tc>
-          <w:tcPr>
-            <w:tcW w:type="pct" w:w="22%"/>
-            <w:tcBorders>
-              <w:top w:val="single" w:color="999999" w:sz="4"/>
-              <w:left w:val="single" w:color="999999" w:sz="4"/>
-              <w:bottom w:val="single" w:color="999999" w:sz="4"/>
-              <w:right w:val="single" w:color="999999" w:sz="4"/>
-            </w:tcBorders>
-            <w:shd w:fill="E8E8E8" w:val="clear"/>
-          </w:tcPr>
-          <w:p>
-            <w:r>
-              <w:rPr>
-                <w:b w:val="0"/>
-              </w:rPr>
-              <w:t>WHO</w:t>
-            </w:r>
-          </w:p>
-        </w:tc>
-        <w:tc>
-          <w:tcPr>
-            <w:tcW w:type="pct" w:w="22%"/>
-            <w:tcBorders>
-              <w:top w:val="single" w:color="999999" w:sz="4"/>
-              <w:left w:val="single" w:color="999999" w:sz="4"/>
-              <w:bottom w:val="single" w:color="999999" w:sz="4"/>
-              <w:right w:val="single" w:color="999999" w:sz="4"/>
-            </w:tcBorders>
-            <w:shd w:fill="E8E8E8" w:val="clear"/>
-          </w:tcPr>
-          <w:p>
-            <w:r>
-              <w:rPr>
-                <w:b w:val="0"/>
-              </w:rPr>
-              <w:t>World Health Organization</w:t>
-            </w:r>
-          </w:p>
-        </w:tc>
-      </w:tr>
-    </w:tbl>
-    <w:p>
-      <w:pPr>
-        <w:pStyle w:val="Heading1"/>
-        <w:spacing w:after="120" w:before="280"/>
-      </w:pPr>
-      <w:r>
-        <w:t>11. Traceability to NABH SHCO 3rd Edition COP.8</w:t>
-      </w:r>
-    </w:p>
-    <w:p>
-      <w:pPr>
-        <w:spacing w:after="120"/>
-      </w:pPr>
-      <w:r>
-        <w:rPr>
-          <w:i/>
-          <w:iCs/>
-          <w:sz w:val="20"/>
-          <w:szCs w:val="20"/>
-        </w:rPr>
-        <w:t xml:space="preserve">This table is an index. It is not how the policy is organised.</w:t>
-      </w:r>
-    </w:p>
     <w:p>
       <w:pPr>
         <w:pStyle w:val="Heading1"/>

--- a/policies/build/masters/COP.8_v2_master.docx
+++ b/policies/build/masters/COP.8_v2_master.docx
@@ -950,7 +950,7 @@
           <w:sz w:val="22"/>
           <w:szCs w:val="22"/>
         </w:rPr>
-        <w:t xml:space="preserve">Patient assessment for paediatric patients includes nutritional screening, growth charting, developmental milestones and immunisation status. AAC.3 owns initial assessment; this step owns the paediatric-specific components.</w:t>
+        <w:t>Patient assessment for paediatric patients includes nutritional screening, growth charting, developmental milestones and immunisation status.</w:t>
       </w:r>
     </w:p>
     <w:p>

--- a/policies/build/masters/COP.8_v2_master.docx
+++ b/policies/build/masters/COP.8_v2_master.docx
@@ -3819,8 +3819,23 @@
           <w:sz w:val="22"/>
           <w:szCs w:val="22"/>
         </w:rPr>
-        <w:t xml:space="preserve">National Accreditation Board for Hospitals and Healthcare Providers (NABH), Standards for Small Healthcare Organisations, 3rd Edition — Care of Patients chapter, standard COP.8.</w:t>
-      </w:r>
+      </w:r>
+      <w:r>
+        <w:rPr>
+          <w:sz w:val="22"/>
+        </w:rPr>
+        <w:t xml:space="preserve">National Accreditation Board for Hospitals &amp; Healthcare Providers. (2022). Standards for small healthcare organisations (3rd ed.) — Care of Patients chapter, standard COP.8. </w:t>
+      </w:r>
+      <w:hyperlink r:id="rId9">
+        <w:r>
+          <w:rPr>
+            <w:rStyle w:val="Hyperlink"/>
+            <w:sz w:val="22"/>
+            <w:szCs w:val="22"/>
+          </w:rPr>
+          <w:t>https://nabh.co/programmes/small-healthcare-organisation-shco-accreditation-programme/</w:t>
+        </w:r>
+      </w:hyperlink>
     </w:p>
     <w:p>
       <w:pPr>
